--- a/templates/cv_template.docx
+++ b/templates/cv_template.docx
@@ -55,12 +55,12 @@
           <wp:anchor allowOverlap="1" behindDoc="0" distB="114300" distT="114300" distL="114300" distR="114300" hidden="0" layoutInCell="1" locked="0" relativeHeight="0" simplePos="0">
             <wp:simplePos x="0" y="0"/>
             <wp:positionH relativeFrom="page">
-              <wp:posOffset>483870</wp:posOffset>
+              <wp:posOffset>515885</wp:posOffset>
             </wp:positionH>
             <wp:positionV relativeFrom="page">
               <wp:posOffset>118872</wp:posOffset>
             </wp:positionV>
-            <wp:extent cx="640309" cy="640309"/>
+            <wp:extent cx="576278" cy="576278"/>
             <wp:effectExtent b="0" l="0" r="0" t="0"/>
             <wp:wrapNone/>
             <wp:docPr id="5" name="image4.png"/>
@@ -81,7 +81,7 @@
                   <pic:spPr>
                     <a:xfrm>
                       <a:off x="0" y="0"/>
-                      <a:ext cx="640309" cy="640309"/>
+                      <a:ext cx="576278" cy="576278"/>
                     </a:xfrm>
                     <a:prstGeom prst="rect"/>
                     <a:ln/>
@@ -140,216 +140,6 @@
           <w:rtl w:val="0"/>
         </w:rPr>
       </w:r>
-      <w:r>
-        <w:drawing>
-          <wp:anchor allowOverlap="1" behindDoc="1" distB="114300" distT="114300" distL="114300" distR="114300" hidden="0" layoutInCell="1" locked="0" relativeHeight="0" simplePos="0">
-            <wp:simplePos x="0" y="0"/>
-            <wp:positionH relativeFrom="column">
-              <wp:posOffset>2121408</wp:posOffset>
-            </wp:positionH>
-            <wp:positionV relativeFrom="paragraph">
-              <wp:posOffset>237744</wp:posOffset>
-            </wp:positionV>
-            <wp:extent cx="155448" cy="155448"/>
-            <wp:effectExtent b="0" l="0" r="0" t="0"/>
-            <wp:wrapNone/>
-            <wp:docPr id="3" name="image5.png"/>
-            <a:graphic>
-              <a:graphicData uri="http://schemas.openxmlformats.org/drawingml/2006/picture">
-                <pic:pic>
-                  <pic:nvPicPr>
-                    <pic:cNvPr id="0" name="image5.png"/>
-                    <pic:cNvPicPr preferRelativeResize="0"/>
-                  </pic:nvPicPr>
-                  <pic:blipFill>
-                    <a:blip r:embed="rId7"/>
-                    <a:srcRect b="0" l="0" r="0" t="0"/>
-                    <a:stretch>
-                      <a:fillRect/>
-                    </a:stretch>
-                  </pic:blipFill>
-                  <pic:spPr>
-                    <a:xfrm>
-                      <a:off x="0" y="0"/>
-                      <a:ext cx="155448" cy="155448"/>
-                    </a:xfrm>
-                    <a:prstGeom prst="rect"/>
-                    <a:ln/>
-                  </pic:spPr>
-                </pic:pic>
-              </a:graphicData>
-            </a:graphic>
-          </wp:anchor>
-        </w:drawing>
-      </w:r>
-      <w:r>
-        <w:drawing>
-          <wp:anchor allowOverlap="1" behindDoc="1" distB="114300" distT="114300" distL="114300" distR="114300" hidden="0" layoutInCell="1" locked="0" relativeHeight="0" simplePos="0">
-            <wp:simplePos x="0" y="0"/>
-            <wp:positionH relativeFrom="column">
-              <wp:posOffset>6099048</wp:posOffset>
-            </wp:positionH>
-            <wp:positionV relativeFrom="paragraph">
-              <wp:posOffset>246888</wp:posOffset>
-            </wp:positionV>
-            <wp:extent cx="137160" cy="137160"/>
-            <wp:effectExtent b="0" l="0" r="0" t="0"/>
-            <wp:wrapNone/>
-            <wp:docPr id="4" name="image1.png"/>
-            <a:graphic>
-              <a:graphicData uri="http://schemas.openxmlformats.org/drawingml/2006/picture">
-                <pic:pic>
-                  <pic:nvPicPr>
-                    <pic:cNvPr id="0" name="image1.png"/>
-                    <pic:cNvPicPr preferRelativeResize="0"/>
-                  </pic:nvPicPr>
-                  <pic:blipFill>
-                    <a:blip r:embed="rId8"/>
-                    <a:srcRect b="0" l="0" r="0" t="0"/>
-                    <a:stretch>
-                      <a:fillRect/>
-                    </a:stretch>
-                  </pic:blipFill>
-                  <pic:spPr>
-                    <a:xfrm>
-                      <a:off x="0" y="0"/>
-                      <a:ext cx="137160" cy="137160"/>
-                    </a:xfrm>
-                    <a:prstGeom prst="rect"/>
-                    <a:ln/>
-                  </pic:spPr>
-                </pic:pic>
-              </a:graphicData>
-            </a:graphic>
-          </wp:anchor>
-        </w:drawing>
-      </w:r>
-      <w:r>
-        <w:drawing>
-          <wp:anchor allowOverlap="1" behindDoc="1" distB="114300" distT="114300" distL="114300" distR="114300" hidden="0" layoutInCell="1" locked="0" relativeHeight="0" simplePos="0">
-            <wp:simplePos x="0" y="0"/>
-            <wp:positionH relativeFrom="column">
-              <wp:posOffset>3831336</wp:posOffset>
-            </wp:positionH>
-            <wp:positionV relativeFrom="paragraph">
-              <wp:posOffset>237744</wp:posOffset>
-            </wp:positionV>
-            <wp:extent cx="146304" cy="146304"/>
-            <wp:effectExtent b="0" l="0" r="0" t="0"/>
-            <wp:wrapNone/>
-            <wp:docPr id="2" name="image6.png"/>
-            <a:graphic>
-              <a:graphicData uri="http://schemas.openxmlformats.org/drawingml/2006/picture">
-                <pic:pic>
-                  <pic:nvPicPr>
-                    <pic:cNvPr id="0" name="image6.png"/>
-                    <pic:cNvPicPr preferRelativeResize="0"/>
-                  </pic:nvPicPr>
-                  <pic:blipFill>
-                    <a:blip r:embed="rId9"/>
-                    <a:srcRect b="0" l="0" r="0" t="0"/>
-                    <a:stretch>
-                      <a:fillRect/>
-                    </a:stretch>
-                  </pic:blipFill>
-                  <pic:spPr>
-                    <a:xfrm>
-                      <a:off x="0" y="0"/>
-                      <a:ext cx="146304" cy="146304"/>
-                    </a:xfrm>
-                    <a:prstGeom prst="rect"/>
-                    <a:ln/>
-                  </pic:spPr>
-                </pic:pic>
-              </a:graphicData>
-            </a:graphic>
-          </wp:anchor>
-        </w:drawing>
-      </w:r>
-      <w:r>
-        <w:drawing>
-          <wp:anchor allowOverlap="1" behindDoc="1" distB="114300" distT="114300" distL="114300" distR="114300" hidden="0" layoutInCell="1" locked="0" relativeHeight="0" simplePos="0">
-            <wp:simplePos x="0" y="0"/>
-            <wp:positionH relativeFrom="column">
-              <wp:posOffset>5312664</wp:posOffset>
-            </wp:positionH>
-            <wp:positionV relativeFrom="paragraph">
-              <wp:posOffset>237744</wp:posOffset>
-            </wp:positionV>
-            <wp:extent cx="155448" cy="155448"/>
-            <wp:effectExtent b="0" l="0" r="0" t="0"/>
-            <wp:wrapNone/>
-            <wp:docPr id="1" name="image3.png"/>
-            <a:graphic>
-              <a:graphicData uri="http://schemas.openxmlformats.org/drawingml/2006/picture">
-                <pic:pic>
-                  <pic:nvPicPr>
-                    <pic:cNvPr id="0" name="image3.png"/>
-                    <pic:cNvPicPr preferRelativeResize="0"/>
-                  </pic:nvPicPr>
-                  <pic:blipFill>
-                    <a:blip r:embed="rId10"/>
-                    <a:srcRect b="0" l="0" r="0" t="0"/>
-                    <a:stretch>
-                      <a:fillRect/>
-                    </a:stretch>
-                  </pic:blipFill>
-                  <pic:spPr>
-                    <a:xfrm>
-                      <a:off x="0" y="0"/>
-                      <a:ext cx="155448" cy="155448"/>
-                    </a:xfrm>
-                    <a:prstGeom prst="rect"/>
-                    <a:ln/>
-                  </pic:spPr>
-                </pic:pic>
-              </a:graphicData>
-            </a:graphic>
-          </wp:anchor>
-        </w:drawing>
-      </w:r>
-      <w:r>
-        <w:drawing>
-          <wp:anchor allowOverlap="1" behindDoc="1" distB="114300" distT="114300" distL="114300" distR="114300" hidden="0" layoutInCell="1" locked="0" relativeHeight="0" simplePos="0">
-            <wp:simplePos x="0" y="0"/>
-            <wp:positionH relativeFrom="column">
-              <wp:posOffset>4608576</wp:posOffset>
-            </wp:positionH>
-            <wp:positionV relativeFrom="paragraph">
-              <wp:posOffset>237744</wp:posOffset>
-            </wp:positionV>
-            <wp:extent cx="146304" cy="146304"/>
-            <wp:effectExtent b="0" l="0" r="0" t="0"/>
-            <wp:wrapNone/>
-            <wp:docPr id="6" name="image2.png"/>
-            <a:graphic>
-              <a:graphicData uri="http://schemas.openxmlformats.org/drawingml/2006/picture">
-                <pic:pic>
-                  <pic:nvPicPr>
-                    <pic:cNvPr id="0" name="image2.png"/>
-                    <pic:cNvPicPr preferRelativeResize="0"/>
-                  </pic:nvPicPr>
-                  <pic:blipFill>
-                    <a:blip r:embed="rId11"/>
-                    <a:srcRect b="0" l="0" r="0" t="0"/>
-                    <a:stretch>
-                      <a:fillRect/>
-                    </a:stretch>
-                  </pic:blipFill>
-                  <pic:spPr>
-                    <a:xfrm>
-                      <a:off x="0" y="0"/>
-                      <a:ext cx="146304" cy="146304"/>
-                    </a:xfrm>
-                    <a:prstGeom prst="rect"/>
-                    <a:ln/>
-                  </pic:spPr>
-                </pic:pic>
-              </a:graphicData>
-            </a:graphic>
-          </wp:anchor>
-        </w:drawing>
-      </w:r>
     </w:p>
     <w:p>
       <w:pPr>
@@ -380,26 +170,36 @@
         <w:rPr>
           <w:rFonts w:ascii="Nunito" w:cs="Nunito" w:eastAsia="Nunito" w:hAnsi="Nunito"/>
           <w:color w:val="0f0f0f"/>
-          <w:sz w:val="20"/>
-          <w:szCs w:val="20"/>
-        </w:rPr>
-      </w:pPr>
-      <w:r>
-        <w:rPr>
-          <w:rFonts w:ascii="Nunito" w:cs="Nunito" w:eastAsia="Nunito" w:hAnsi="Nunito"/>
-          <w:color w:val="0f0f0f"/>
-          <w:sz w:val="20"/>
-          <w:szCs w:val="20"/>
-          <w:rtl w:val="0"/>
-        </w:rPr>
-        <w:t xml:space="preserve"> +90 507 385 38 10           </w:t>
+          <w:sz w:val="17"/>
+          <w:szCs w:val="17"/>
+        </w:rPr>
+      </w:pPr>
+      <w:r>
+        <w:rPr>
+          <w:rFonts w:ascii="Nunito" w:cs="Nunito" w:eastAsia="Nunito" w:hAnsi="Nunito"/>
+          <w:color w:val="0f0f0f"/>
+          <w:sz w:val="17"/>
+          <w:szCs w:val="17"/>
+          <w:rtl w:val="0"/>
+        </w:rPr>
+        <w:t xml:space="preserve">+90 507 385 38 10</w:t>
+      </w:r>
+      <w:r>
+        <w:rPr>
+          <w:rFonts w:ascii="Nunito" w:cs="Nunito" w:eastAsia="Nunito" w:hAnsi="Nunito"/>
+          <w:color w:val="0f0f0f"/>
+          <w:sz w:val="17"/>
+          <w:szCs w:val="17"/>
+          <w:rtl w:val="0"/>
+        </w:rPr>
+        <w:t xml:space="preserve"> | </w:t>
       </w:r>
       <w:hyperlink r:id="rId12">
         <w:r>
           <w:rPr>
             <w:rFonts w:ascii="Nunito" w:cs="Nunito" w:eastAsia="Nunito" w:hAnsi="Nunito"/>
-            <w:sz w:val="20"/>
-            <w:szCs w:val="20"/>
+            <w:sz w:val="17"/>
+            <w:szCs w:val="17"/>
             <w:rtl w:val="0"/>
           </w:rPr>
           <w:t xml:space="preserve">ersinisgor@hotmail.com</w:t>
@@ -409,83 +209,63 @@
         <w:rPr>
           <w:rFonts w:ascii="Nunito" w:cs="Nunito" w:eastAsia="Nunito" w:hAnsi="Nunito"/>
           <w:color w:val="0f0f0f"/>
-          <w:sz w:val="20"/>
-          <w:szCs w:val="20"/>
-          <w:rtl w:val="0"/>
-        </w:rPr>
-        <w:t xml:space="preserve">     </w:t>
-      </w:r>
-      <w:r>
-        <w:rPr>
-          <w:rFonts w:ascii="Nunito" w:cs="Nunito" w:eastAsia="Nunito" w:hAnsi="Nunito"/>
-          <w:color w:val="0f0f0f"/>
-          <w:sz w:val="20"/>
-          <w:szCs w:val="20"/>
-          <w:rtl w:val="0"/>
-        </w:rPr>
-        <w:t xml:space="preserve">     </w:t>
+          <w:sz w:val="17"/>
+          <w:szCs w:val="17"/>
+          <w:rtl w:val="0"/>
+        </w:rPr>
+        <w:t xml:space="preserve"> | </w:t>
       </w:r>
       <w:hyperlink r:id="rId13">
         <w:r>
           <w:rPr>
             <w:rFonts w:ascii="Nunito" w:cs="Nunito" w:eastAsia="Nunito" w:hAnsi="Nunito"/>
             <w:color w:val="1155cc"/>
-            <w:sz w:val="20"/>
-            <w:szCs w:val="20"/>
+            <w:sz w:val="17"/>
+            <w:szCs w:val="17"/>
             <w:rtl w:val="0"/>
           </w:rPr>
-          <w:t xml:space="preserve">LinkedIn</w:t>
+          <w:t xml:space="preserve">linkedin.com/in/ersin-isgor</w:t>
         </w:r>
       </w:hyperlink>
       <w:r>
         <w:rPr>
           <w:rFonts w:ascii="Nunito" w:cs="Nunito" w:eastAsia="Nunito" w:hAnsi="Nunito"/>
           <w:color w:val="0f0f0f"/>
-          <w:sz w:val="20"/>
-          <w:szCs w:val="20"/>
-          <w:rtl w:val="0"/>
-        </w:rPr>
-        <w:t xml:space="preserve"> </w:t>
-      </w:r>
-      <w:r>
-        <w:rPr>
-          <w:rFonts w:ascii="Nunito" w:cs="Nunito" w:eastAsia="Nunito" w:hAnsi="Nunito"/>
-          <w:color w:val="0f0f0f"/>
-          <w:sz w:val="20"/>
-          <w:szCs w:val="20"/>
-          <w:rtl w:val="0"/>
-        </w:rPr>
-        <w:t xml:space="preserve">        </w:t>
+          <w:sz w:val="17"/>
+          <w:szCs w:val="17"/>
+          <w:rtl w:val="0"/>
+        </w:rPr>
+        <w:t xml:space="preserve"> | </w:t>
       </w:r>
       <w:hyperlink r:id="rId14">
         <w:r>
           <w:rPr>
             <w:rFonts w:ascii="Nunito" w:cs="Nunito" w:eastAsia="Nunito" w:hAnsi="Nunito"/>
             <w:color w:val="1155cc"/>
-            <w:sz w:val="20"/>
-            <w:szCs w:val="20"/>
+            <w:sz w:val="17"/>
+            <w:szCs w:val="17"/>
             <w:rtl w:val="0"/>
           </w:rPr>
-          <w:t xml:space="preserve">Github</w:t>
+          <w:t xml:space="preserve">github.com/ersinisgor</w:t>
         </w:r>
       </w:hyperlink>
       <w:r>
         <w:rPr>
           <w:rFonts w:ascii="Nunito" w:cs="Nunito" w:eastAsia="Nunito" w:hAnsi="Nunito"/>
           <w:color w:val="0f0f0f"/>
-          <w:sz w:val="20"/>
-          <w:szCs w:val="20"/>
-          <w:rtl w:val="0"/>
-        </w:rPr>
-        <w:t xml:space="preserve">          </w:t>
+          <w:sz w:val="17"/>
+          <w:szCs w:val="17"/>
+          <w:rtl w:val="0"/>
+        </w:rPr>
+        <w:t xml:space="preserve"> | </w:t>
       </w:r>
       <w:hyperlink r:id="rId15">
         <w:r>
           <w:rPr>
             <w:rFonts w:ascii="Nunito" w:cs="Nunito" w:eastAsia="Nunito" w:hAnsi="Nunito"/>
             <w:color w:val="1155cc"/>
-            <w:sz w:val="20"/>
-            <w:szCs w:val="20"/>
+            <w:sz w:val="17"/>
+            <w:szCs w:val="17"/>
             <w:rtl w:val="0"/>
           </w:rPr>
           <w:t xml:space="preserve">Portfolio</w:t>
@@ -495,16 +275,21 @@
         <w:rPr>
           <w:rFonts w:ascii="Nunito" w:cs="Nunito" w:eastAsia="Nunito" w:hAnsi="Nunito"/>
           <w:color w:val="0f0f0f"/>
-          <w:sz w:val="20"/>
-          <w:szCs w:val="20"/>
-          <w:rtl w:val="0"/>
-        </w:rPr>
-        <w:t xml:space="preserve">        Balıkesir, Turkey  </w:t>
-      </w:r>
-      <w:r>
-        <w:rPr>
-          <w:rtl w:val="0"/>
-        </w:rPr>
+          <w:sz w:val="17"/>
+          <w:szCs w:val="17"/>
+          <w:rtl w:val="0"/>
+        </w:rPr>
+        <w:t xml:space="preserve"> | </w:t>
+      </w:r>
+      <w:r>
+        <w:rPr>
+          <w:rFonts w:ascii="Nunito" w:cs="Nunito" w:eastAsia="Nunito" w:hAnsi="Nunito"/>
+          <w:color w:val="0f0f0f"/>
+          <w:sz w:val="17"/>
+          <w:szCs w:val="17"/>
+          <w:rtl w:val="0"/>
+        </w:rPr>
+        <w:t xml:space="preserve">Balıkesir, Turkey</w:t>
       </w:r>
     </w:p>
     <w:p>
@@ -531,6 +316,9 @@
     <w:p>
       <w:pPr>
         <w:widowControl w:val="0"/>
+        <w:pBdr>
+          <w:bottom w:val="single" w:sz="6" w:space="1" w:color="76A5AF"/>
+        </w:pBdr>
         <w:spacing w:line="167.99999999999997" w:lineRule="auto"/>
         <w:ind w:left="-270" w:firstLine="0"/>
         <w:jc w:val="left"/>
@@ -553,15 +341,281 @@
         </w:rPr>
         <w:t xml:space="preserve">SUMMARY</w:t>
       </w:r>
-      <w:r>
+    </w:p>
+    <w:p>
+      <w:pPr>
+        <w:spacing w:line="228" w:lineRule="auto"/>
+        <w:ind w:left="-270" w:firstLine="0"/>
+        <w:jc w:val="both"/>
+        <w:rPr>
+          <w:rFonts w:ascii="Nunito" w:cs="Nunito" w:eastAsia="Nunito" w:hAnsi="Nunito"/>
+          <w:color w:val="0f0f0f"/>
+          <w:sz w:val="18"/>
+          <w:szCs w:val="18"/>
+        </w:rPr>
+      </w:pPr>
+      <w:r>
+        <w:rPr>
+          <w:rFonts w:ascii="Nunito" w:cs="Nunito" w:eastAsia="Nunito" w:hAnsi="Nunito"/>
+          <w:color w:val="0f0f0f"/>
+          <w:sz w:val="18"/>
+          <w:szCs w:val="18"/>
+          <w:rtl w:val="0"/>
+        </w:rPr>
+        <w:t xml:space="preserve">Backend Developer focused on building scalable REST APIs and backend systems using Node.js (NestJS) and .NET. Experienced in designing modular architectures, implementing authentication/authorization, working with PostgreSQL, and containerizing services with Docker. Comfortable owning features end-to-end and delivering production-ready backend applications in startup environments. Open to relocation and on-site or hybrid opportunities.</w:t>
+      </w:r>
+      <w:r>
+        <w:rPr>
+          <w:rtl w:val="0"/>
+        </w:rPr>
+      </w:r>
+    </w:p>
+    <w:p>
+      <w:pPr>
+        <w:spacing w:line="240" w:lineRule="auto"/>
+        <w:ind w:left="-270" w:firstLine="0"/>
+        <w:rPr>
+          <w:rFonts w:ascii="Nunito" w:cs="Nunito" w:eastAsia="Nunito" w:hAnsi="Nunito"/>
+          <w:color w:val="0f0f0f"/>
+          <w:sz w:val="4"/>
+          <w:szCs w:val="4"/>
+        </w:rPr>
+      </w:pPr>
+      <w:r>
+        <w:rPr>
+          <w:rtl w:val="0"/>
+        </w:rPr>
+      </w:r>
+    </w:p>
+    <w:p>
+      <w:pPr>
+        <w:pBdr>
+          <w:bottom w:val="single" w:sz="6" w:space="1" w:color="76A5AF"/>
+        </w:pBdr>
+        <w:spacing w:line="240" w:lineRule="auto"/>
+        <w:ind w:left="-270" w:firstLine="0"/>
         <w:rPr>
           <w:rFonts w:ascii="Montserrat Thin" w:cs="Montserrat Thin" w:eastAsia="Montserrat Thin" w:hAnsi="Montserrat Thin"/>
           <w:color w:val="76a5af"/>
           <w:sz w:val="20"/>
           <w:szCs w:val="20"/>
-          <w:rtl w:val="0"/>
-        </w:rPr>
-        <w:t xml:space="preserve">_________________________________________________________________________________________________________</w:t>
+        </w:rPr>
+      </w:pPr>
+      <w:r>
+        <w:rPr>
+          <w:rFonts w:ascii="Nunito" w:cs="Nunito" w:eastAsia="Nunito" w:hAnsi="Nunito"/>
+          <w:b w:val="1"/>
+          <w:bCs w:val="1"/>
+          <w:color w:val="76a5af"/>
+          <w:sz w:val="20"/>
+          <w:szCs w:val="20"/>
+          <w:rtl w:val="0"/>
+        </w:rPr>
+        <w:t xml:space="preserve">CORE SKILLS</w:t>
+      </w:r>
+    </w:p>
+    <w:p>
+      <w:pPr>
+        <w:spacing w:line="228" w:lineRule="auto"/>
+        <w:ind w:left="-270" w:firstLine="0"/>
+        <w:rPr>
+          <w:rFonts w:ascii="Nunito" w:cs="Nunito" w:eastAsia="Nunito" w:hAnsi="Nunito"/>
+          <w:color w:val="0f0f0f"/>
+          <w:sz w:val="18"/>
+          <w:szCs w:val="18"/>
+        </w:rPr>
+      </w:pPr>
+      <w:r>
+        <w:rPr>
+          <w:rFonts w:ascii="Nunito" w:cs="Nunito" w:eastAsia="Nunito" w:hAnsi="Nunito"/>
+          <w:b w:val="1"/>
+          <w:bCs w:val="1"/>
+          <w:color w:val="0f0f0f"/>
+          <w:sz w:val="18"/>
+          <w:szCs w:val="18"/>
+          <w:rtl w:val="0"/>
+        </w:rPr>
+        <w:t xml:space="preserve">Backend:</w:t>
+      </w:r>
+      <w:r>
+        <w:rPr>
+          <w:rFonts w:ascii="Nunito" w:cs="Nunito" w:eastAsia="Nunito" w:hAnsi="Nunito"/>
+          <w:color w:val="0f0f0f"/>
+          <w:sz w:val="18"/>
+          <w:szCs w:val="18"/>
+          <w:rtl w:val="0"/>
+        </w:rPr>
+        <w:t xml:space="preserve"> Node.js, NestJS, Express, TypeScript, C#, .NET Core</w:t>
+      </w:r>
+    </w:p>
+    <w:p>
+      <w:pPr>
+        <w:spacing w:line="228" w:lineRule="auto"/>
+        <w:ind w:left="-270" w:firstLine="0"/>
+        <w:rPr>
+          <w:rFonts w:ascii="Nunito" w:cs="Nunito" w:eastAsia="Nunito" w:hAnsi="Nunito"/>
+          <w:color w:val="0f0f0f"/>
+          <w:sz w:val="18"/>
+          <w:szCs w:val="18"/>
+        </w:rPr>
+      </w:pPr>
+      <w:r>
+        <w:rPr>
+          <w:rFonts w:ascii="Nunito" w:cs="Nunito" w:eastAsia="Nunito" w:hAnsi="Nunito"/>
+          <w:b w:val="1"/>
+          <w:bCs w:val="1"/>
+          <w:color w:val="0f0f0f"/>
+          <w:sz w:val="18"/>
+          <w:szCs w:val="18"/>
+          <w:rtl w:val="0"/>
+        </w:rPr>
+        <w:t xml:space="preserve">API Development:</w:t>
+      </w:r>
+      <w:r>
+        <w:rPr>
+          <w:rFonts w:ascii="Nunito" w:cs="Nunito" w:eastAsia="Nunito" w:hAnsi="Nunito"/>
+          <w:color w:val="0f0f0f"/>
+          <w:sz w:val="18"/>
+          <w:szCs w:val="18"/>
+          <w:rtl w:val="0"/>
+        </w:rPr>
+        <w:t xml:space="preserve"> RESTful APIs, JWT Authentication, RBAC, Swagger, Postman</w:t>
+      </w:r>
+    </w:p>
+    <w:p>
+      <w:pPr>
+        <w:spacing w:line="228" w:lineRule="auto"/>
+        <w:ind w:left="-270" w:firstLine="0"/>
+        <w:rPr>
+          <w:rFonts w:ascii="Nunito" w:cs="Nunito" w:eastAsia="Nunito" w:hAnsi="Nunito"/>
+          <w:color w:val="0f0f0f"/>
+          <w:sz w:val="18"/>
+          <w:szCs w:val="18"/>
+        </w:rPr>
+      </w:pPr>
+      <w:r>
+        <w:rPr>
+          <w:rFonts w:ascii="Nunito" w:cs="Nunito" w:eastAsia="Nunito" w:hAnsi="Nunito"/>
+          <w:b w:val="1"/>
+          <w:bCs w:val="1"/>
+          <w:color w:val="0f0f0f"/>
+          <w:sz w:val="18"/>
+          <w:szCs w:val="18"/>
+          <w:rtl w:val="0"/>
+        </w:rPr>
+        <w:t xml:space="preserve">Databases:</w:t>
+      </w:r>
+      <w:r>
+        <w:rPr>
+          <w:rFonts w:ascii="Nunito" w:cs="Nunito" w:eastAsia="Nunito" w:hAnsi="Nunito"/>
+          <w:color w:val="0f0f0f"/>
+          <w:sz w:val="18"/>
+          <w:szCs w:val="18"/>
+          <w:rtl w:val="0"/>
+        </w:rPr>
+        <w:t xml:space="preserve"> PostgreSQL, MongoDB, Supabase, SQL Server, TypeORM, Prisma, EF Core</w:t>
+      </w:r>
+    </w:p>
+    <w:p>
+      <w:pPr>
+        <w:spacing w:line="228" w:lineRule="auto"/>
+        <w:ind w:left="-270" w:firstLine="0"/>
+        <w:rPr>
+          <w:rFonts w:ascii="Nunito" w:cs="Nunito" w:eastAsia="Nunito" w:hAnsi="Nunito"/>
+          <w:color w:val="0f0f0f"/>
+          <w:sz w:val="18"/>
+          <w:szCs w:val="18"/>
+        </w:rPr>
+      </w:pPr>
+      <w:r>
+        <w:rPr>
+          <w:rFonts w:ascii="Nunito" w:cs="Nunito" w:eastAsia="Nunito" w:hAnsi="Nunito"/>
+          <w:b w:val="1"/>
+          <w:bCs w:val="1"/>
+          <w:color w:val="0f0f0f"/>
+          <w:sz w:val="18"/>
+          <w:szCs w:val="18"/>
+          <w:rtl w:val="0"/>
+        </w:rPr>
+        <w:t xml:space="preserve">Architecture:</w:t>
+      </w:r>
+      <w:r>
+        <w:rPr>
+          <w:rFonts w:ascii="Nunito" w:cs="Nunito" w:eastAsia="Nunito" w:hAnsi="Nunito"/>
+          <w:color w:val="0f0f0f"/>
+          <w:sz w:val="18"/>
+          <w:szCs w:val="18"/>
+          <w:rtl w:val="0"/>
+        </w:rPr>
+        <w:t xml:space="preserve"> Clean Architecture, CQRS, Repository Pattern, Microservices Architecture (fundamentals)</w:t>
+      </w:r>
+    </w:p>
+    <w:p>
+      <w:pPr>
+        <w:spacing w:line="228" w:lineRule="auto"/>
+        <w:ind w:left="-270" w:firstLine="0"/>
+        <w:rPr>
+          <w:rFonts w:ascii="Nunito" w:cs="Nunito" w:eastAsia="Nunito" w:hAnsi="Nunito"/>
+          <w:color w:val="0f0f0f"/>
+          <w:sz w:val="18"/>
+          <w:szCs w:val="18"/>
+        </w:rPr>
+      </w:pPr>
+      <w:r>
+        <w:rPr>
+          <w:rFonts w:ascii="Nunito" w:cs="Nunito" w:eastAsia="Nunito" w:hAnsi="Nunito"/>
+          <w:b w:val="1"/>
+          <w:bCs w:val="1"/>
+          <w:color w:val="0f0f0f"/>
+          <w:sz w:val="18"/>
+          <w:szCs w:val="18"/>
+          <w:rtl w:val="0"/>
+        </w:rPr>
+        <w:t xml:space="preserve">DevOps &amp; Tools:</w:t>
+      </w:r>
+      <w:r>
+        <w:rPr>
+          <w:rFonts w:ascii="Nunito" w:cs="Nunito" w:eastAsia="Nunito" w:hAnsi="Nunito"/>
+          <w:color w:val="0f0f0f"/>
+          <w:sz w:val="18"/>
+          <w:szCs w:val="18"/>
+          <w:rtl w:val="0"/>
+        </w:rPr>
+        <w:t xml:space="preserve"> Docker, Docker Compose, Git, CI/CD fundamentals (Github Actions), Linux, Agile/Scrum</w:t>
+      </w:r>
+    </w:p>
+    <w:p>
+      <w:pPr>
+        <w:spacing w:line="228" w:lineRule="auto"/>
+        <w:ind w:left="-270" w:firstLine="0"/>
+        <w:rPr>
+          <w:rFonts w:ascii="Nunito" w:cs="Nunito" w:eastAsia="Nunito" w:hAnsi="Nunito"/>
+          <w:color w:val="0f0f0f"/>
+          <w:sz w:val="18"/>
+          <w:szCs w:val="18"/>
+        </w:rPr>
+      </w:pPr>
+      <w:r>
+        <w:rPr>
+          <w:rFonts w:ascii="Nunito" w:cs="Nunito" w:eastAsia="Nunito" w:hAnsi="Nunito"/>
+          <w:b w:val="1"/>
+          <w:bCs w:val="1"/>
+          <w:color w:val="0f0f0f"/>
+          <w:sz w:val="18"/>
+          <w:szCs w:val="18"/>
+          <w:rtl w:val="0"/>
+        </w:rPr>
+        <w:t xml:space="preserve">AI &amp; LLM: </w:t>
+      </w:r>
+      <w:r>
+        <w:rPr>
+          <w:rFonts w:ascii="Nunito" w:cs="Nunito" w:eastAsia="Nunito" w:hAnsi="Nunito"/>
+          <w:color w:val="0f0f0f"/>
+          <w:sz w:val="18"/>
+          <w:szCs w:val="18"/>
+          <w:rtl w:val="0"/>
+        </w:rPr>
+        <w:t xml:space="preserve">OpenAI API, Claude API, Claude Code, LangChain, RAG, Embeddings, Vector Search</w:t>
       </w:r>
     </w:p>
     <w:p>
@@ -569,33 +623,6 @@
         <w:spacing w:line="240" w:lineRule="auto"/>
         <w:ind w:left="-270" w:firstLine="0"/>
         <w:jc w:val="both"/>
-        <w:rPr>
-          <w:rFonts w:ascii="Nunito" w:cs="Nunito" w:eastAsia="Nunito" w:hAnsi="Nunito"/>
-          <w:color w:val="0f0f0f"/>
-          <w:sz w:val="18"/>
-          <w:szCs w:val="18"/>
-        </w:rPr>
-      </w:pPr>
-      <w:r>
-        <w:rPr>
-          <w:rFonts w:ascii="Nunito" w:cs="Nunito" w:eastAsia="Nunito" w:hAnsi="Nunito"/>
-          <w:color w:val="0f0f0f"/>
-          <w:sz w:val="18"/>
-          <w:szCs w:val="18"/>
-          <w:rtl w:val="0"/>
-        </w:rPr>
-        <w:t xml:space="preserve">Backend Developer focused on building scalable REST APIs and backend systems using Node.js (NestJS) and .NET. Experienced in designing modular architectures, implementing authentication/authorization, working with PostgreSQL, and containerizing services with Docker. Comfortable owning features end-to-end and delivering production-ready backend applications in startup environments. Open to relocation and on-site or hybrid opportunities.</w:t>
-      </w:r>
-      <w:r>
-        <w:rPr>
-          <w:rtl w:val="0"/>
-        </w:rPr>
-      </w:r>
-    </w:p>
-    <w:p>
-      <w:pPr>
-        <w:spacing w:line="240" w:lineRule="auto"/>
-        <w:ind w:left="-270" w:firstLine="0"/>
         <w:rPr>
           <w:rFonts w:ascii="Nunito" w:cs="Nunito" w:eastAsia="Nunito" w:hAnsi="Nunito"/>
           <w:color w:val="0f0f0f"/>
@@ -611,6 +638,9 @@
     </w:p>
     <w:p>
       <w:pPr>
+        <w:pBdr>
+          <w:bottom w:val="single" w:sz="6" w:space="1" w:color="76A5AF"/>
+        </w:pBdr>
         <w:spacing w:line="240" w:lineRule="auto"/>
         <w:ind w:left="-270" w:firstLine="0"/>
         <w:rPr>
@@ -630,278 +660,12 @@
           <w:szCs w:val="20"/>
           <w:rtl w:val="0"/>
         </w:rPr>
-        <w:t xml:space="preserve">CORE SKILLS</w:t>
-      </w:r>
-      <w:r>
-        <w:rPr>
-          <w:rFonts w:ascii="Montserrat Thin" w:cs="Montserrat Thin" w:eastAsia="Montserrat Thin" w:hAnsi="Montserrat Thin"/>
-          <w:color w:val="76a5af"/>
-          <w:sz w:val="20"/>
-          <w:szCs w:val="20"/>
-          <w:rtl w:val="0"/>
-        </w:rPr>
-        <w:t xml:space="preserve">_______________________________________________________________________________________________________</w:t>
-      </w:r>
-    </w:p>
-    <w:p>
-      <w:pPr>
-        <w:spacing w:line="240" w:lineRule="auto"/>
-        <w:ind w:left="-270" w:firstLine="0"/>
-        <w:rPr>
-          <w:rFonts w:ascii="Nunito" w:cs="Nunito" w:eastAsia="Nunito" w:hAnsi="Nunito"/>
-          <w:color w:val="0f0f0f"/>
-          <w:sz w:val="18"/>
-          <w:szCs w:val="18"/>
-        </w:rPr>
-      </w:pPr>
-      <w:r>
-        <w:rPr>
-          <w:rFonts w:ascii="Nunito" w:cs="Nunito" w:eastAsia="Nunito" w:hAnsi="Nunito"/>
-          <w:b w:val="1"/>
-          <w:bCs w:val="1"/>
-          <w:color w:val="0f0f0f"/>
-          <w:sz w:val="18"/>
-          <w:szCs w:val="18"/>
-          <w:rtl w:val="0"/>
-        </w:rPr>
-        <w:t xml:space="preserve">Backend:</w:t>
-      </w:r>
-      <w:r>
-        <w:rPr>
-          <w:rFonts w:ascii="Nunito" w:cs="Nunito" w:eastAsia="Nunito" w:hAnsi="Nunito"/>
-          <w:color w:val="0f0f0f"/>
-          <w:sz w:val="18"/>
-          <w:szCs w:val="18"/>
-          <w:rtl w:val="0"/>
-        </w:rPr>
-        <w:t xml:space="preserve"> Node.js, NestJS, Express, TypeScript, C#, .NET Core</w:t>
-      </w:r>
-    </w:p>
-    <w:p>
-      <w:pPr>
-        <w:spacing w:line="240" w:lineRule="auto"/>
-        <w:ind w:left="-270" w:firstLine="0"/>
-        <w:rPr>
-          <w:rFonts w:ascii="Nunito" w:cs="Nunito" w:eastAsia="Nunito" w:hAnsi="Nunito"/>
-          <w:color w:val="0f0f0f"/>
-          <w:sz w:val="18"/>
-          <w:szCs w:val="18"/>
-        </w:rPr>
-      </w:pPr>
-      <w:r>
-        <w:rPr>
-          <w:rFonts w:ascii="Nunito" w:cs="Nunito" w:eastAsia="Nunito" w:hAnsi="Nunito"/>
-          <w:b w:val="1"/>
-          <w:bCs w:val="1"/>
-          <w:color w:val="0f0f0f"/>
-          <w:sz w:val="18"/>
-          <w:szCs w:val="18"/>
-          <w:rtl w:val="0"/>
-        </w:rPr>
-        <w:t xml:space="preserve">API Development:</w:t>
-      </w:r>
-      <w:r>
-        <w:rPr>
-          <w:rFonts w:ascii="Nunito" w:cs="Nunito" w:eastAsia="Nunito" w:hAnsi="Nunito"/>
-          <w:color w:val="0f0f0f"/>
-          <w:sz w:val="18"/>
-          <w:szCs w:val="18"/>
-          <w:rtl w:val="0"/>
-        </w:rPr>
-        <w:t xml:space="preserve"> RESTful APIs, JWT Authentication, RBAC, Swagger, Postman</w:t>
-      </w:r>
-    </w:p>
-    <w:p>
-      <w:pPr>
-        <w:spacing w:line="240" w:lineRule="auto"/>
-        <w:ind w:left="-270" w:firstLine="0"/>
-        <w:rPr>
-          <w:rFonts w:ascii="Nunito" w:cs="Nunito" w:eastAsia="Nunito" w:hAnsi="Nunito"/>
-          <w:color w:val="0f0f0f"/>
-          <w:sz w:val="18"/>
-          <w:szCs w:val="18"/>
-        </w:rPr>
-      </w:pPr>
-      <w:r>
-        <w:rPr>
-          <w:rFonts w:ascii="Nunito" w:cs="Nunito" w:eastAsia="Nunito" w:hAnsi="Nunito"/>
-          <w:b w:val="1"/>
-          <w:bCs w:val="1"/>
-          <w:color w:val="0f0f0f"/>
-          <w:sz w:val="18"/>
-          <w:szCs w:val="18"/>
-          <w:rtl w:val="0"/>
-        </w:rPr>
-        <w:t xml:space="preserve">Databases:</w:t>
-      </w:r>
-      <w:r>
-        <w:rPr>
-          <w:rFonts w:ascii="Nunito" w:cs="Nunito" w:eastAsia="Nunito" w:hAnsi="Nunito"/>
-          <w:color w:val="0f0f0f"/>
-          <w:sz w:val="18"/>
-          <w:szCs w:val="18"/>
-          <w:rtl w:val="0"/>
-        </w:rPr>
-        <w:t xml:space="preserve"> PostgreSQL, MongoDB, Supabase, SQL Server, TypeORM, Prisma, EF Core</w:t>
-      </w:r>
-    </w:p>
-    <w:p>
-      <w:pPr>
-        <w:spacing w:line="240" w:lineRule="auto"/>
-        <w:ind w:left="-270" w:firstLine="0"/>
-        <w:rPr>
-          <w:rFonts w:ascii="Nunito" w:cs="Nunito" w:eastAsia="Nunito" w:hAnsi="Nunito"/>
-          <w:color w:val="0f0f0f"/>
-          <w:sz w:val="18"/>
-          <w:szCs w:val="18"/>
-        </w:rPr>
-      </w:pPr>
-      <w:r>
-        <w:rPr>
-          <w:rFonts w:ascii="Nunito" w:cs="Nunito" w:eastAsia="Nunito" w:hAnsi="Nunito"/>
-          <w:b w:val="1"/>
-          <w:bCs w:val="1"/>
-          <w:color w:val="0f0f0f"/>
-          <w:sz w:val="18"/>
-          <w:szCs w:val="18"/>
-          <w:rtl w:val="0"/>
-        </w:rPr>
-        <w:t xml:space="preserve">Architecture:</w:t>
-      </w:r>
-      <w:r>
-        <w:rPr>
-          <w:rFonts w:ascii="Nunito" w:cs="Nunito" w:eastAsia="Nunito" w:hAnsi="Nunito"/>
-          <w:color w:val="0f0f0f"/>
-          <w:sz w:val="18"/>
-          <w:szCs w:val="18"/>
-          <w:rtl w:val="0"/>
-        </w:rPr>
-        <w:t xml:space="preserve"> Clean Architecture, CQRS, Repository Pattern, Microservices Architecture (fundamentals)</w:t>
-      </w:r>
-    </w:p>
-    <w:p>
-      <w:pPr>
-        <w:spacing w:line="240" w:lineRule="auto"/>
-        <w:ind w:left="-270" w:firstLine="0"/>
-        <w:rPr>
-          <w:rFonts w:ascii="Nunito" w:cs="Nunito" w:eastAsia="Nunito" w:hAnsi="Nunito"/>
-          <w:color w:val="0f0f0f"/>
-          <w:sz w:val="18"/>
-          <w:szCs w:val="18"/>
-        </w:rPr>
-      </w:pPr>
-      <w:r>
-        <w:rPr>
-          <w:rFonts w:ascii="Nunito" w:cs="Nunito" w:eastAsia="Nunito" w:hAnsi="Nunito"/>
-          <w:b w:val="1"/>
-          <w:bCs w:val="1"/>
-          <w:color w:val="0f0f0f"/>
-          <w:sz w:val="18"/>
-          <w:szCs w:val="18"/>
-          <w:rtl w:val="0"/>
-        </w:rPr>
-        <w:t xml:space="preserve">DevOps &amp; Tools:</w:t>
-      </w:r>
-      <w:r>
-        <w:rPr>
-          <w:rFonts w:ascii="Nunito" w:cs="Nunito" w:eastAsia="Nunito" w:hAnsi="Nunito"/>
-          <w:color w:val="0f0f0f"/>
-          <w:sz w:val="18"/>
-          <w:szCs w:val="18"/>
-          <w:rtl w:val="0"/>
-        </w:rPr>
-        <w:t xml:space="preserve"> Docker, Docker Compose, Git, CI/CD fundamentals (Github Actions), Linux, Agile/Scrum</w:t>
-      </w:r>
-    </w:p>
-    <w:p>
-      <w:pPr>
-        <w:spacing w:line="240" w:lineRule="auto"/>
-        <w:ind w:left="-270" w:firstLine="0"/>
-        <w:rPr>
-          <w:rFonts w:ascii="Nunito" w:cs="Nunito" w:eastAsia="Nunito" w:hAnsi="Nunito"/>
-          <w:color w:val="0f0f0f"/>
-          <w:sz w:val="18"/>
-          <w:szCs w:val="18"/>
-        </w:rPr>
-      </w:pPr>
-      <w:r>
-        <w:rPr>
-          <w:rFonts w:ascii="Nunito" w:cs="Nunito" w:eastAsia="Nunito" w:hAnsi="Nunito"/>
-          <w:b w:val="1"/>
-          <w:bCs w:val="1"/>
-          <w:color w:val="0f0f0f"/>
-          <w:sz w:val="18"/>
-          <w:szCs w:val="18"/>
-          <w:rtl w:val="0"/>
-        </w:rPr>
-        <w:t xml:space="preserve">AI &amp; LLM: </w:t>
-      </w:r>
-      <w:r>
-        <w:rPr>
-          <w:rFonts w:ascii="Nunito" w:cs="Nunito" w:eastAsia="Nunito" w:hAnsi="Nunito"/>
-          <w:color w:val="0f0f0f"/>
-          <w:sz w:val="18"/>
-          <w:szCs w:val="18"/>
-          <w:rtl w:val="0"/>
-        </w:rPr>
-        <w:t xml:space="preserve">OpenAI API, Claude API, Claude Code, LangChain, RAG, Embeddings, Vector Search</w:t>
-      </w:r>
-    </w:p>
-    <w:p>
-      <w:pPr>
-        <w:spacing w:line="240" w:lineRule="auto"/>
-        <w:ind w:left="-270" w:firstLine="0"/>
-        <w:jc w:val="both"/>
-        <w:rPr>
-          <w:rFonts w:ascii="Nunito" w:cs="Nunito" w:eastAsia="Nunito" w:hAnsi="Nunito"/>
-          <w:color w:val="0f0f0f"/>
-          <w:sz w:val="4"/>
-          <w:szCs w:val="4"/>
-        </w:rPr>
-      </w:pPr>
-      <w:r>
-        <w:rPr>
-          <w:rtl w:val="0"/>
-        </w:rPr>
-      </w:r>
-    </w:p>
-    <w:p>
-      <w:pPr>
-        <w:spacing w:line="240" w:lineRule="auto"/>
-        <w:ind w:left="-270" w:firstLine="0"/>
-        <w:rPr>
-          <w:rFonts w:ascii="Montserrat Thin" w:cs="Montserrat Thin" w:eastAsia="Montserrat Thin" w:hAnsi="Montserrat Thin"/>
-          <w:color w:val="76a5af"/>
-          <w:sz w:val="20"/>
-          <w:szCs w:val="20"/>
-        </w:rPr>
-      </w:pPr>
-      <w:r>
-        <w:rPr>
-          <w:rFonts w:ascii="Nunito" w:cs="Nunito" w:eastAsia="Nunito" w:hAnsi="Nunito"/>
-          <w:b w:val="1"/>
-          <w:bCs w:val="1"/>
-          <w:color w:val="76a5af"/>
-          <w:sz w:val="20"/>
-          <w:szCs w:val="20"/>
-          <w:rtl w:val="0"/>
-        </w:rPr>
-        <w:t xml:space="preserve">EXPERIENCE </w:t>
-      </w:r>
-      <w:r>
-        <w:rPr>
-          <w:rFonts w:ascii="Montserrat Thin" w:cs="Montserrat Thin" w:eastAsia="Montserrat Thin" w:hAnsi="Montserrat Thin"/>
-          <w:color w:val="76a5af"/>
-          <w:sz w:val="20"/>
-          <w:szCs w:val="20"/>
-          <w:rtl w:val="0"/>
-        </w:rPr>
-        <w:t xml:space="preserve">_______________________________________________________________________________________________________</w:t>
-      </w:r>
-    </w:p>
-    <w:p>
-      <w:pPr>
-        <w:spacing w:line="240" w:lineRule="auto"/>
+        <w:t xml:space="preserve">EXPERIENCE</w:t>
+      </w:r>
+    </w:p>
+    <w:p>
+      <w:pPr>
+        <w:spacing w:line="228" w:lineRule="auto"/>
         <w:ind w:left="-270" w:firstLine="0"/>
         <w:rPr>
           <w:rFonts w:ascii="Nunito" w:cs="Nunito" w:eastAsia="Nunito" w:hAnsi="Nunito"/>
@@ -924,7 +688,7 @@
             <w:u w:val="single"/>
             <w:rtl w:val="0"/>
           </w:rPr>
-          <w:t xml:space="preserve">Software Developer - Başlangıç Noktası | Nov 2024 – Present</w:t>
+          <w:t xml:space="preserve">Software Developer - Başlangıç Noktası | Nov 2024 - Present</w:t>
         </w:r>
       </w:hyperlink>
       <w:r>
@@ -935,7 +699,7 @@
     </w:p>
     <w:p>
       <w:pPr>
-        <w:spacing w:line="240" w:lineRule="auto"/>
+        <w:spacing w:line="228" w:lineRule="auto"/>
         <w:ind w:left="-270" w:firstLine="0"/>
         <w:rPr>
           <w:rFonts w:ascii="Nunito" w:cs="Nunito" w:eastAsia="Nunito" w:hAnsi="Nunito"/>
@@ -966,7 +730,7 @@
     </w:p>
     <w:p>
       <w:pPr>
-        <w:spacing w:line="240" w:lineRule="auto"/>
+        <w:spacing w:line="228" w:lineRule="auto"/>
         <w:ind w:left="-270" w:firstLine="0"/>
         <w:rPr>
           <w:rFonts w:ascii="Nunito" w:cs="Nunito" w:eastAsia="Nunito" w:hAnsi="Nunito"/>
@@ -1014,7 +778,7 @@
     </w:p>
     <w:p>
       <w:pPr>
-        <w:spacing w:line="240" w:lineRule="auto"/>
+        <w:spacing w:line="228" w:lineRule="auto"/>
         <w:ind w:left="-270" w:firstLine="0"/>
         <w:rPr>
           <w:rFonts w:ascii="Nunito" w:cs="Nunito" w:eastAsia="Nunito" w:hAnsi="Nunito"/>
@@ -1037,7 +801,7 @@
             <w:u w:val="single"/>
             <w:rtl w:val="0"/>
           </w:rPr>
-          <w:t xml:space="preserve">Backend Developer Intern - Siliconmade R&amp;D | Jun – Aug 2025</w:t>
+          <w:t xml:space="preserve">Backend Developer Intern - Siliconmade R&amp;D | Jun 2025 - Aug 2025</w:t>
         </w:r>
       </w:hyperlink>
       <w:r>
@@ -1048,7 +812,7 @@
     </w:p>
     <w:p>
       <w:pPr>
-        <w:spacing w:line="240" w:lineRule="auto"/>
+        <w:spacing w:line="228" w:lineRule="auto"/>
         <w:ind w:left="-270" w:firstLine="0"/>
         <w:rPr>
           <w:rFonts w:ascii="Nunito" w:cs="Nunito" w:eastAsia="Nunito" w:hAnsi="Nunito"/>
@@ -1079,7 +843,7 @@
     </w:p>
     <w:p>
       <w:pPr>
-        <w:spacing w:line="240" w:lineRule="auto"/>
+        <w:spacing w:line="228" w:lineRule="auto"/>
         <w:ind w:left="-270" w:firstLine="0"/>
         <w:rPr>
           <w:rFonts w:ascii="Nunito" w:cs="Nunito" w:eastAsia="Nunito" w:hAnsi="Nunito"/>
@@ -1110,7 +874,7 @@
     </w:p>
     <w:p>
       <w:pPr>
-        <w:spacing w:line="240" w:lineRule="auto"/>
+        <w:spacing w:line="228" w:lineRule="auto"/>
         <w:ind w:left="-270" w:firstLine="0"/>
         <w:rPr>
           <w:rFonts w:ascii="Nunito" w:cs="Nunito" w:eastAsia="Nunito" w:hAnsi="Nunito"/>
@@ -1141,7 +905,7 @@
     </w:p>
     <w:p>
       <w:pPr>
-        <w:spacing w:line="240" w:lineRule="auto"/>
+        <w:spacing w:line="228" w:lineRule="auto"/>
         <w:ind w:left="-270" w:firstLine="0"/>
         <w:rPr>
           <w:rFonts w:ascii="Nunito" w:cs="Nunito" w:eastAsia="Nunito" w:hAnsi="Nunito"/>
@@ -1172,7 +936,7 @@
     </w:p>
     <w:p>
       <w:pPr>
-        <w:spacing w:line="240" w:lineRule="auto"/>
+        <w:spacing w:line="228" w:lineRule="auto"/>
         <w:ind w:left="-270" w:firstLine="0"/>
         <w:rPr>
           <w:rFonts w:ascii="Nunito" w:cs="Nunito" w:eastAsia="Nunito" w:hAnsi="Nunito"/>
@@ -1223,6 +987,9 @@
     </w:p>
     <w:p>
       <w:pPr>
+        <w:pBdr>
+          <w:bottom w:val="single" w:sz="6" w:space="1" w:color="76A5AF"/>
+        </w:pBdr>
         <w:spacing w:line="240" w:lineRule="auto"/>
         <w:ind w:left="-270" w:firstLine="0"/>
         <w:rPr>
@@ -1242,16 +1009,6 @@
           <w:rtl w:val="0"/>
         </w:rPr>
         <w:t xml:space="preserve">SELECTED PROJECTS</w:t>
-      </w:r>
-      <w:r>
-        <w:rPr>
-          <w:rFonts w:ascii="Montserrat Thin" w:cs="Montserrat Thin" w:eastAsia="Montserrat Thin" w:hAnsi="Montserrat Thin"/>
-          <w:color w:val="76a5af"/>
-          <w:sz w:val="20"/>
-          <w:szCs w:val="20"/>
-          <w:rtl w:val="0"/>
-        </w:rPr>
-        <w:t xml:space="preserve">_______________________________________________________________________________________________</w:t>
       </w:r>
       <w:r>
         <w:rPr>
@@ -1295,7 +1052,7 @@
     </w:p>
     <w:p>
       <w:pPr>
-        <w:spacing w:line="240" w:lineRule="auto"/>
+        <w:spacing w:line="228" w:lineRule="auto"/>
         <w:ind w:left="-270" w:firstLine="0"/>
         <w:rPr>
           <w:rFonts w:ascii="Nunito" w:cs="Nunito" w:eastAsia="Nunito" w:hAnsi="Nunito"/>
@@ -1315,7 +1072,7 @@
     </w:p>
     <w:p>
       <w:pPr>
-        <w:spacing w:line="240" w:lineRule="auto"/>
+        <w:spacing w:line="228" w:lineRule="auto"/>
         <w:ind w:left="-270" w:firstLine="0"/>
         <w:rPr>
           <w:rFonts w:ascii="Nunito" w:cs="Nunito" w:eastAsia="Nunito" w:hAnsi="Nunito"/>
@@ -1335,7 +1092,7 @@
     </w:p>
     <w:p>
       <w:pPr>
-        <w:spacing w:line="240" w:lineRule="auto"/>
+        <w:spacing w:line="228" w:lineRule="auto"/>
         <w:ind w:left="-270" w:firstLine="0"/>
         <w:rPr>
           <w:rFonts w:ascii="Nunito" w:cs="Nunito" w:eastAsia="Nunito" w:hAnsi="Nunito"/>
@@ -1355,7 +1112,7 @@
     </w:p>
     <w:p>
       <w:pPr>
-        <w:spacing w:line="240" w:lineRule="auto"/>
+        <w:spacing w:line="228" w:lineRule="auto"/>
         <w:ind w:left="-270" w:firstLine="0"/>
         <w:rPr>
           <w:rFonts w:ascii="Nunito" w:cs="Nunito" w:eastAsia="Nunito" w:hAnsi="Nunito"/>
@@ -1375,7 +1132,7 @@
     </w:p>
     <w:p>
       <w:pPr>
-        <w:spacing w:line="240" w:lineRule="auto"/>
+        <w:spacing w:line="228" w:lineRule="auto"/>
         <w:ind w:left="-270" w:firstLine="0"/>
         <w:rPr>
           <w:rFonts w:ascii="Nunito" w:cs="Nunito" w:eastAsia="Nunito" w:hAnsi="Nunito"/>
@@ -1493,7 +1250,7 @@
     </w:p>
     <w:p>
       <w:pPr>
-        <w:spacing w:line="240" w:lineRule="auto"/>
+        <w:spacing w:line="228" w:lineRule="auto"/>
         <w:ind w:left="-270" w:firstLine="0"/>
         <w:rPr>
           <w:rFonts w:ascii="Nunito" w:cs="Nunito" w:eastAsia="Nunito" w:hAnsi="Nunito"/>
@@ -1513,7 +1270,7 @@
     </w:p>
     <w:p>
       <w:pPr>
-        <w:spacing w:line="240" w:lineRule="auto"/>
+        <w:spacing w:line="228" w:lineRule="auto"/>
         <w:ind w:left="-270" w:firstLine="0"/>
         <w:rPr>
           <w:rFonts w:ascii="Nunito" w:cs="Nunito" w:eastAsia="Nunito" w:hAnsi="Nunito"/>
@@ -1533,7 +1290,7 @@
     </w:p>
     <w:p>
       <w:pPr>
-        <w:spacing w:line="240" w:lineRule="auto"/>
+        <w:spacing w:line="228" w:lineRule="auto"/>
         <w:ind w:left="-270" w:firstLine="0"/>
         <w:rPr>
           <w:rFonts w:ascii="Nunito" w:cs="Nunito" w:eastAsia="Nunito" w:hAnsi="Nunito"/>
@@ -1553,7 +1310,7 @@
     </w:p>
     <w:p>
       <w:pPr>
-        <w:spacing w:line="240" w:lineRule="auto"/>
+        <w:spacing w:line="228" w:lineRule="auto"/>
         <w:ind w:left="-270" w:firstLine="0"/>
         <w:rPr>
           <w:rFonts w:ascii="Nunito" w:cs="Nunito" w:eastAsia="Nunito" w:hAnsi="Nunito"/>
@@ -1573,7 +1330,7 @@
     </w:p>
     <w:p>
       <w:pPr>
-        <w:spacing w:line="240" w:lineRule="auto"/>
+        <w:spacing w:line="228" w:lineRule="auto"/>
         <w:ind w:left="-270" w:firstLine="0"/>
         <w:rPr>
           <w:rFonts w:ascii="Nunito" w:cs="Nunito" w:eastAsia="Nunito" w:hAnsi="Nunito"/>
@@ -1670,7 +1427,7 @@
     </w:p>
     <w:p>
       <w:pPr>
-        <w:spacing w:line="240" w:lineRule="auto"/>
+        <w:spacing w:line="228" w:lineRule="auto"/>
         <w:ind w:left="-270" w:firstLine="0"/>
         <w:rPr>
           <w:rFonts w:ascii="Nunito" w:cs="Nunito" w:eastAsia="Nunito" w:hAnsi="Nunito"/>
@@ -1690,7 +1447,7 @@
     </w:p>
     <w:p>
       <w:pPr>
-        <w:spacing w:line="240" w:lineRule="auto"/>
+        <w:spacing w:line="228" w:lineRule="auto"/>
         <w:ind w:left="-270" w:firstLine="0"/>
         <w:rPr>
           <w:rFonts w:ascii="Nunito" w:cs="Nunito" w:eastAsia="Nunito" w:hAnsi="Nunito"/>
@@ -1710,7 +1467,7 @@
     </w:p>
     <w:p>
       <w:pPr>
-        <w:spacing w:line="240" w:lineRule="auto"/>
+        <w:spacing w:line="228" w:lineRule="auto"/>
         <w:ind w:left="-270" w:firstLine="0"/>
         <w:rPr>
           <w:rFonts w:ascii="Nunito" w:cs="Nunito" w:eastAsia="Nunito" w:hAnsi="Nunito"/>
@@ -1730,7 +1487,7 @@
     </w:p>
     <w:p>
       <w:pPr>
-        <w:spacing w:line="240" w:lineRule="auto"/>
+        <w:spacing w:line="228" w:lineRule="auto"/>
         <w:ind w:left="-270" w:firstLine="0"/>
         <w:rPr>
           <w:rFonts w:ascii="Nunito" w:cs="Nunito" w:eastAsia="Nunito" w:hAnsi="Nunito"/>
@@ -1750,7 +1507,7 @@
     </w:p>
     <w:p>
       <w:pPr>
-        <w:spacing w:line="240" w:lineRule="auto"/>
+        <w:spacing w:line="228" w:lineRule="auto"/>
         <w:ind w:left="-270" w:firstLine="0"/>
         <w:rPr>
           <w:rFonts w:ascii="Nunito" w:cs="Nunito" w:eastAsia="Nunito" w:hAnsi="Nunito"/>
@@ -1840,7 +1597,7 @@
     </w:p>
     <w:p>
       <w:pPr>
-        <w:spacing w:line="240" w:lineRule="auto"/>
+        <w:spacing w:line="228" w:lineRule="auto"/>
         <w:ind w:left="-270" w:firstLine="0"/>
         <w:rPr>
           <w:rFonts w:ascii="Nunito" w:cs="Nunito" w:eastAsia="Nunito" w:hAnsi="Nunito"/>
@@ -1860,7 +1617,7 @@
     </w:p>
     <w:p>
       <w:pPr>
-        <w:spacing w:line="240" w:lineRule="auto"/>
+        <w:spacing w:line="228" w:lineRule="auto"/>
         <w:ind w:left="-270" w:firstLine="0"/>
         <w:rPr>
           <w:rFonts w:ascii="Nunito" w:cs="Nunito" w:eastAsia="Nunito" w:hAnsi="Nunito"/>
@@ -1880,7 +1637,7 @@
     </w:p>
     <w:p>
       <w:pPr>
-        <w:spacing w:line="240" w:lineRule="auto"/>
+        <w:spacing w:line="228" w:lineRule="auto"/>
         <w:ind w:left="-270" w:firstLine="0"/>
         <w:rPr>
           <w:rFonts w:ascii="Nunito" w:cs="Nunito" w:eastAsia="Nunito" w:hAnsi="Nunito"/>
@@ -1900,7 +1657,7 @@
     </w:p>
     <w:p>
       <w:pPr>
-        <w:spacing w:line="240" w:lineRule="auto"/>
+        <w:spacing w:line="228" w:lineRule="auto"/>
         <w:ind w:left="-270" w:firstLine="0"/>
         <w:rPr>
           <w:rFonts w:ascii="Nunito" w:cs="Nunito" w:eastAsia="Nunito" w:hAnsi="Nunito"/>
@@ -1960,6 +1717,9 @@
     </w:p>
     <w:p>
       <w:pPr>
+        <w:pBdr>
+          <w:bottom w:val="single" w:sz="6" w:space="1" w:color="76A5AF"/>
+        </w:pBdr>
         <w:spacing w:line="240" w:lineRule="auto"/>
         <w:ind w:left="-270" w:firstLine="0"/>
         <w:rPr>
@@ -1982,204 +1742,90 @@
       </w:r>
       <w:r>
         <w:rPr>
-          <w:rFonts w:ascii="Montserrat Thin" w:cs="Montserrat Thin" w:eastAsia="Montserrat Thin" w:hAnsi="Montserrat Thin"/>
-          <w:color w:val="76a5af"/>
-          <w:sz w:val="20"/>
-          <w:szCs w:val="20"/>
-          <w:rtl w:val="0"/>
-        </w:rPr>
-        <w:t xml:space="preserve">________________________________________________________________________________________________________</w:t>
-      </w:r>
-      <w:r>
-        <w:rPr>
-          <w:rtl w:val="0"/>
-        </w:rPr>
-      </w:r>
-    </w:p>
-    <w:tbl>
-      <w:tblPr>
-        <w:tblStyle w:val="Table1"/>
-        <w:tblW w:w="11670.0" w:type="dxa"/>
-        <w:jc w:val="left"/>
-        <w:tblInd w:w="-270.0" w:type="dxa"/>
-        <w:tblLayout w:type="fixed"/>
-        <w:tblLook w:val="0600"/>
-      </w:tblPr>
-      <w:tblGrid>
-        <w:gridCol w:w="5535"/>
-        <w:gridCol w:w="6135"/>
-        <w:tblGridChange w:id="0">
-          <w:tblGrid>
-            <w:gridCol w:w="5535"/>
-            <w:gridCol w:w="6135"/>
-          </w:tblGrid>
-        </w:tblGridChange>
-      </w:tblGrid>
-      <w:tr>
-        <w:trPr>
-          <w:cantSplit w:val="0"/>
-          <w:tblHeader w:val="0"/>
-        </w:trPr>
-        <w:tc>
-          <w:tcPr>
-            <w:tcBorders>
-              <w:right w:color="a2c4c9" w:space="0" w:sz="12" w:val="single"/>
-            </w:tcBorders>
-            <w:shd w:fill="auto" w:val="clear"/>
-            <w:tcMar>
-              <w:top w:w="0.0" w:type="dxa"/>
-              <w:left w:w="0.0" w:type="dxa"/>
-              <w:bottom w:w="0.0" w:type="dxa"/>
-              <w:right w:w="0.0" w:type="dxa"/>
-            </w:tcMar>
-            <w:vAlign w:val="center"/>
-          </w:tcPr>
-          <w:p>
-            <w:pPr>
-              <w:spacing w:line="240" w:lineRule="auto"/>
-              <w:ind w:left="0" w:firstLine="0"/>
-              <w:rPr>
-                <w:rFonts w:ascii="Nunito" w:cs="Nunito" w:eastAsia="Nunito" w:hAnsi="Nunito"/>
-                <w:sz w:val="16"/>
-                <w:szCs w:val="16"/>
-              </w:rPr>
-            </w:pPr>
-            <w:r>
-              <w:rPr>
-                <w:rFonts w:ascii="Nunito" w:cs="Nunito" w:eastAsia="Nunito" w:hAnsi="Nunito"/>
-                <w:sz w:val="16"/>
-                <w:szCs w:val="16"/>
-                <w:rtl w:val="0"/>
-              </w:rPr>
-              <w:t xml:space="preserve">Anadolu University, Computer Programming (GPA 3.71/4.00), 2024-2025</w:t>
-            </w:r>
-          </w:p>
-        </w:tc>
-        <w:tc>
-          <w:tcPr>
-            <w:tcBorders>
-              <w:left w:color="a2c4c9" w:space="0" w:sz="12" w:val="single"/>
-            </w:tcBorders>
-            <w:shd w:fill="auto" w:val="clear"/>
-            <w:tcMar>
-              <w:top w:w="0.0" w:type="dxa"/>
-              <w:left w:w="0.0" w:type="dxa"/>
-              <w:bottom w:w="0.0" w:type="dxa"/>
-              <w:right w:w="0.0" w:type="dxa"/>
-            </w:tcMar>
-            <w:vAlign w:val="center"/>
-          </w:tcPr>
-          <w:p>
-            <w:pPr>
-              <w:spacing w:line="240" w:lineRule="auto"/>
-              <w:rPr>
-                <w:rFonts w:ascii="Nunito" w:cs="Nunito" w:eastAsia="Nunito" w:hAnsi="Nunito"/>
-                <w:sz w:val="16"/>
-                <w:szCs w:val="16"/>
-              </w:rPr>
-            </w:pPr>
-            <w:r>
-              <w:rPr>
-                <w:rFonts w:ascii="Nunito" w:cs="Nunito" w:eastAsia="Nunito" w:hAnsi="Nunito"/>
-                <w:sz w:val="16"/>
-                <w:szCs w:val="16"/>
-                <w:rtl w:val="0"/>
-              </w:rPr>
-              <w:t xml:space="preserve">    Sakarya University, Business Administration / Master’s Degree, 2013-2015</w:t>
-            </w:r>
-          </w:p>
-        </w:tc>
-      </w:tr>
-      <w:tr>
-        <w:trPr>
-          <w:cantSplit w:val="0"/>
-          <w:tblHeader w:val="0"/>
-        </w:trPr>
-        <w:tc>
-          <w:tcPr>
-            <w:tcBorders>
-              <w:right w:color="a2c4c9" w:space="0" w:sz="12" w:val="single"/>
-            </w:tcBorders>
-            <w:shd w:fill="auto" w:val="clear"/>
-            <w:tcMar>
-              <w:top w:w="0.0" w:type="dxa"/>
-              <w:left w:w="0.0" w:type="dxa"/>
-              <w:bottom w:w="0.0" w:type="dxa"/>
-              <w:right w:w="0.0" w:type="dxa"/>
-            </w:tcMar>
-            <w:vAlign w:val="center"/>
-          </w:tcPr>
-          <w:p>
-            <w:pPr>
-              <w:spacing w:line="240" w:lineRule="auto"/>
-              <w:ind w:left="0" w:firstLine="0"/>
-              <w:rPr>
-                <w:rFonts w:ascii="Nunito" w:cs="Nunito" w:eastAsia="Nunito" w:hAnsi="Nunito"/>
-                <w:sz w:val="16"/>
-                <w:szCs w:val="16"/>
-              </w:rPr>
-            </w:pPr>
-            <w:r>
-              <w:rPr>
-                <w:rFonts w:ascii="Nunito" w:cs="Nunito" w:eastAsia="Nunito" w:hAnsi="Nunito"/>
-                <w:sz w:val="16"/>
-                <w:szCs w:val="16"/>
-                <w:rtl w:val="0"/>
-              </w:rPr>
-              <w:t xml:space="preserve">Siliconmade Academy, Full-Stack Development Bootcamp, 2023–2024</w:t>
-            </w:r>
-          </w:p>
-        </w:tc>
-        <w:tc>
-          <w:tcPr>
-            <w:tcBorders>
-              <w:left w:color="a2c4c9" w:space="0" w:sz="12" w:val="single"/>
-            </w:tcBorders>
-            <w:shd w:fill="auto" w:val="clear"/>
-            <w:tcMar>
-              <w:top w:w="0.0" w:type="dxa"/>
-              <w:left w:w="0.0" w:type="dxa"/>
-              <w:bottom w:w="0.0" w:type="dxa"/>
-              <w:right w:w="0.0" w:type="dxa"/>
-            </w:tcMar>
-            <w:vAlign w:val="center"/>
-          </w:tcPr>
-          <w:p>
-            <w:pPr>
-              <w:keepNext w:val="0"/>
-              <w:keepLines w:val="0"/>
-              <w:pageBreakBefore w:val="0"/>
-              <w:widowControl w:val="0"/>
-              <w:pBdr>
-                <w:top w:space="0" w:sz="0" w:val="nil"/>
-                <w:left w:space="0" w:sz="0" w:val="nil"/>
-                <w:bottom w:space="0" w:sz="0" w:val="nil"/>
-                <w:right w:space="0" w:sz="0" w:val="nil"/>
-                <w:between w:space="0" w:sz="0" w:val="nil"/>
-              </w:pBdr>
-              <w:shd w:fill="auto" w:val="clear"/>
-              <w:spacing w:after="0" w:before="0" w:line="240" w:lineRule="auto"/>
-              <w:ind w:left="0" w:right="0" w:firstLine="0"/>
-              <w:jc w:val="left"/>
-              <w:rPr>
-                <w:rFonts w:ascii="Nunito" w:cs="Nunito" w:eastAsia="Nunito" w:hAnsi="Nunito"/>
-                <w:sz w:val="16"/>
-                <w:szCs w:val="16"/>
-              </w:rPr>
-            </w:pPr>
-            <w:r>
-              <w:rPr>
-                <w:rFonts w:ascii="Nunito" w:cs="Nunito" w:eastAsia="Nunito" w:hAnsi="Nunito"/>
-                <w:sz w:val="16"/>
-                <w:szCs w:val="16"/>
-                <w:rtl w:val="0"/>
-              </w:rPr>
-              <w:t xml:space="preserve">    Suleyman Demirel University, Civil Engineering / Bachelor’s Degree, 2005-2009</w:t>
-            </w:r>
-          </w:p>
-        </w:tc>
-      </w:tr>
-    </w:tbl>
+          <w:rtl w:val="0"/>
+        </w:rPr>
+      </w:r>
+    </w:p>
+    <w:p>
+      <w:pPr>
+        <w:spacing w:line="228" w:lineRule="auto"/>
+        <w:ind w:left="-270" w:firstLine="0"/>
+        <w:rPr>
+          <w:rFonts w:ascii="Nunito" w:cs="Nunito" w:eastAsia="Nunito" w:hAnsi="Nunito"/>
+          <w:sz w:val="16"/>
+          <w:szCs w:val="16"/>
+        </w:rPr>
+      </w:pPr>
+      <w:r>
+        <w:rPr>
+          <w:rFonts w:ascii="Nunito" w:cs="Nunito" w:eastAsia="Nunito" w:hAnsi="Nunito"/>
+          <w:sz w:val="16"/>
+          <w:szCs w:val="16"/>
+          <w:rtl w:val="0"/>
+        </w:rPr>
+        <w:t xml:space="preserve">Anadolu University - Computer Programming (GPA 3.71/4.00) | 2024 - 2025</w:t>
+      </w:r>
+    </w:p>
+    <w:p>
+      <w:pPr>
+        <w:spacing w:line="228" w:lineRule="auto"/>
+        <w:ind w:left="-270" w:firstLine="0"/>
+        <w:rPr>
+          <w:rFonts w:ascii="Nunito" w:cs="Nunito" w:eastAsia="Nunito" w:hAnsi="Nunito"/>
+          <w:sz w:val="16"/>
+          <w:szCs w:val="16"/>
+        </w:rPr>
+      </w:pPr>
+      <w:r>
+        <w:rPr>
+          <w:rFonts w:ascii="Nunito" w:cs="Nunito" w:eastAsia="Nunito" w:hAnsi="Nunito"/>
+          <w:sz w:val="16"/>
+          <w:szCs w:val="16"/>
+          <w:rtl w:val="0"/>
+        </w:rPr>
+        <w:t xml:space="preserve">Siliconmade Academy - Full-Stack Development Bootcamp | 2023 - 2024</w:t>
+      </w:r>
+    </w:p>
+    <w:p>
+      <w:pPr>
+        <w:spacing w:line="228" w:lineRule="auto"/>
+        <w:ind w:left="-270" w:firstLine="0"/>
+        <w:rPr>
+          <w:rFonts w:ascii="Nunito" w:cs="Nunito" w:eastAsia="Nunito" w:hAnsi="Nunito"/>
+          <w:sz w:val="16"/>
+          <w:szCs w:val="16"/>
+        </w:rPr>
+      </w:pPr>
+      <w:r>
+        <w:rPr>
+          <w:rFonts w:ascii="Nunito" w:cs="Nunito" w:eastAsia="Nunito" w:hAnsi="Nunito"/>
+          <w:sz w:val="16"/>
+          <w:szCs w:val="16"/>
+          <w:rtl w:val="0"/>
+        </w:rPr>
+        <w:t xml:space="preserve">Sakarya University - Master's Degree, Business Administration | 2013 - 2015</w:t>
+      </w:r>
+    </w:p>
+    <w:p>
+      <w:pPr>
+        <w:spacing w:line="228" w:lineRule="auto"/>
+        <w:ind w:left="-270" w:firstLine="0"/>
+        <w:rPr>
+          <w:rFonts w:ascii="Nunito" w:cs="Nunito" w:eastAsia="Nunito" w:hAnsi="Nunito"/>
+          <w:sz w:val="16"/>
+          <w:szCs w:val="16"/>
+        </w:rPr>
+      </w:pPr>
+      <w:r>
+        <w:rPr>
+          <w:rFonts w:ascii="Nunito" w:cs="Nunito" w:eastAsia="Nunito" w:hAnsi="Nunito"/>
+          <w:sz w:val="16"/>
+          <w:szCs w:val="16"/>
+          <w:rtl w:val="0"/>
+        </w:rPr>
+        <w:t xml:space="preserve">Suleyman Demirel University - Bachelor's Degree, Civil Engineering | 2005 - 2009</w:t>
+      </w:r>
+    </w:p>
     <w:p>
       <w:pPr>
         <w:spacing w:line="240" w:lineRule="auto"/>
@@ -2198,6 +1844,9 @@
     </w:p>
     <w:p>
       <w:pPr>
+        <w:pBdr>
+          <w:bottom w:val="single" w:sz="6" w:space="1" w:color="76A5AF"/>
+        </w:pBdr>
         <w:spacing w:line="240" w:lineRule="auto"/>
         <w:ind w:left="-270" w:firstLine="0"/>
         <w:rPr>
@@ -2218,27 +1867,17 @@
           <w:szCs w:val="20"/>
           <w:rtl w:val="0"/>
         </w:rPr>
-        <w:t xml:space="preserve">PREVIOUS EXPERIENCE (Civil Engineer - Construction Site Team Lead)</w:t>
-      </w:r>
-      <w:r>
-        <w:rPr>
-          <w:rFonts w:ascii="Montserrat Thin" w:cs="Montserrat Thin" w:eastAsia="Montserrat Thin" w:hAnsi="Montserrat Thin"/>
-          <w:color w:val="76a5af"/>
-          <w:sz w:val="20"/>
-          <w:szCs w:val="20"/>
-          <w:rtl w:val="0"/>
-        </w:rPr>
-        <w:t xml:space="preserve">_________________________________________________</w:t>
-      </w:r>
-      <w:r>
-        <w:rPr>
-          <w:rtl w:val="0"/>
-        </w:rPr>
-      </w:r>
-    </w:p>
-    <w:p>
-      <w:pPr>
-        <w:spacing w:line="240" w:lineRule="auto"/>
+        <w:t xml:space="preserve">PREVIOUS EXPERIENCE (Civil Engineer - Construction Site Team Lead | 2010 - 2023)</w:t>
+      </w:r>
+      <w:r>
+        <w:rPr>
+          <w:rtl w:val="0"/>
+        </w:rPr>
+      </w:r>
+    </w:p>
+    <w:p>
+      <w:pPr>
+        <w:spacing w:line="228" w:lineRule="auto"/>
         <w:ind w:left="-270" w:firstLine="0"/>
         <w:rPr>
           <w:rFonts w:ascii="Nunito" w:cs="Nunito" w:eastAsia="Nunito" w:hAnsi="Nunito"/>

--- a/templates/cv_template.docx
+++ b/templates/cv_template.docx
@@ -55,12 +55,12 @@
           <wp:anchor allowOverlap="1" behindDoc="0" distB="114300" distT="114300" distL="114300" distR="114300" hidden="0" layoutInCell="1" locked="0" relativeHeight="0" simplePos="0">
             <wp:simplePos x="0" y="0"/>
             <wp:positionH relativeFrom="page">
-              <wp:posOffset>515885</wp:posOffset>
+              <wp:posOffset>201559</wp:posOffset>
             </wp:positionH>
             <wp:positionV relativeFrom="page">
-              <wp:posOffset>118872</wp:posOffset>
+              <wp:posOffset>134884</wp:posOffset>
             </wp:positionV>
-            <wp:extent cx="576278" cy="576278"/>
+            <wp:extent cx="679503" cy="679503"/>
             <wp:effectExtent b="0" l="0" r="0" t="0"/>
             <wp:wrapNone/>
             <wp:docPr id="5" name="image4.png"/>
@@ -81,7 +81,7 @@
                   <pic:spPr>
                     <a:xfrm>
                       <a:off x="0" y="0"/>
-                      <a:ext cx="576278" cy="576278"/>
+                      <a:ext cx="679503" cy="679503"/>
                     </a:xfrm>
                     <a:prstGeom prst="rect"/>
                     <a:ln/>
@@ -122,40 +122,26 @@
     <w:p>
       <w:pPr>
         <w:widowControl w:val="0"/>
-        <w:spacing w:line="216" w:lineRule="auto"/>
+        <w:spacing w:line="240" w:lineRule="auto"/>
         <w:jc w:val="center"/>
         <w:rPr>
+          <w:rFonts w:ascii="Nunito" w:cs="Nunito" w:eastAsia="Nunito" w:hAnsi="Nunito"/>
+          <w:b w:val="1"/>
+          <w:bCs w:val="1"/>
+          <w:color w:val="76a5af"/>
+          <w:sz w:val="4"/>
+          <w:szCs w:val="4"/>
+        </w:rPr>
+      </w:pPr>
+      <w:r>
+        <w:rPr>
           <w:rFonts w:ascii="Spectral Medium" w:cs="Spectral Medium" w:eastAsia="Spectral Medium" w:hAnsi="Spectral Medium"/>
-        </w:rPr>
-      </w:pPr>
-      <w:r>
-        <w:rPr>
-          <w:rFonts w:ascii="Spectral Medium" w:cs="Spectral Medium" w:eastAsia="Spectral Medium" w:hAnsi="Spectral Medium"/>
+          <w:sz w:val="24"/>
+          <w:szCs w:val="24"/>
           <w:rtl w:val="0"/>
         </w:rPr>
         <w:t xml:space="preserve">Backend Developer | Node.js (NestJS) &amp; .NET</w:t>
       </w:r>
-      <w:r>
-        <w:rPr>
-          <w:rtl w:val="0"/>
-        </w:rPr>
-      </w:r>
-    </w:p>
-    <w:p>
-      <w:pPr>
-        <w:widowControl w:val="0"/>
-        <w:spacing w:line="167.99999999999997" w:lineRule="auto"/>
-        <w:ind w:left="-270" w:firstLine="0"/>
-        <w:jc w:val="left"/>
-        <w:rPr>
-          <w:rFonts w:ascii="Nunito" w:cs="Nunito" w:eastAsia="Nunito" w:hAnsi="Nunito"/>
-          <w:b w:val="1"/>
-          <w:bCs w:val="1"/>
-          <w:color w:val="76a5af"/>
-          <w:sz w:val="8"/>
-          <w:szCs w:val="8"/>
-        </w:rPr>
-      </w:pPr>
       <w:r>
         <w:rPr>
           <w:rtl w:val="0"/>
@@ -166,40 +152,30 @@
       <w:pPr>
         <w:widowControl w:val="0"/>
         <w:spacing w:line="240" w:lineRule="auto"/>
-        <w:jc w:val="right"/>
-        <w:rPr>
-          <w:rFonts w:ascii="Nunito" w:cs="Nunito" w:eastAsia="Nunito" w:hAnsi="Nunito"/>
-          <w:color w:val="0f0f0f"/>
-          <w:sz w:val="17"/>
-          <w:szCs w:val="17"/>
-        </w:rPr>
-      </w:pPr>
-      <w:r>
-        <w:rPr>
-          <w:rFonts w:ascii="Nunito" w:cs="Nunito" w:eastAsia="Nunito" w:hAnsi="Nunito"/>
-          <w:color w:val="0f0f0f"/>
-          <w:sz w:val="17"/>
-          <w:szCs w:val="17"/>
-          <w:rtl w:val="0"/>
-        </w:rPr>
-        <w:t xml:space="preserve">+90 507 385 38 10</w:t>
-      </w:r>
-      <w:r>
-        <w:rPr>
-          <w:rFonts w:ascii="Nunito" w:cs="Nunito" w:eastAsia="Nunito" w:hAnsi="Nunito"/>
-          <w:color w:val="0f0f0f"/>
-          <w:sz w:val="17"/>
-          <w:szCs w:val="17"/>
-          <w:rtl w:val="0"/>
-        </w:rPr>
-        <w:t xml:space="preserve"> | </w:t>
+        <w:jc w:val="center"/>
+        <w:rPr>
+          <w:rFonts w:ascii="Nunito" w:cs="Nunito" w:eastAsia="Nunito" w:hAnsi="Nunito"/>
+          <w:color w:val="0f0f0f"/>
+          <w:sz w:val="20"/>
+          <w:szCs w:val="20"/>
+        </w:rPr>
+      </w:pPr>
+      <w:r>
+        <w:rPr>
+          <w:rFonts w:ascii="Nunito" w:cs="Nunito" w:eastAsia="Nunito" w:hAnsi="Nunito"/>
+          <w:color w:val="0f0f0f"/>
+          <w:sz w:val="20"/>
+          <w:szCs w:val="20"/>
+          <w:rtl w:val="0"/>
+        </w:rPr>
+        <w:t xml:space="preserve">+90 507 385 38 10 | </w:t>
       </w:r>
       <w:hyperlink r:id="rId12">
         <w:r>
           <w:rPr>
             <w:rFonts w:ascii="Nunito" w:cs="Nunito" w:eastAsia="Nunito" w:hAnsi="Nunito"/>
-            <w:sz w:val="17"/>
-            <w:szCs w:val="17"/>
+            <w:sz w:val="20"/>
+            <w:szCs w:val="20"/>
             <w:rtl w:val="0"/>
           </w:rPr>
           <w:t xml:space="preserve">ersinisgor@hotmail.com</w:t>
@@ -209,19 +185,34 @@
         <w:rPr>
           <w:rFonts w:ascii="Nunito" w:cs="Nunito" w:eastAsia="Nunito" w:hAnsi="Nunito"/>
           <w:color w:val="0f0f0f"/>
-          <w:sz w:val="17"/>
-          <w:szCs w:val="17"/>
-          <w:rtl w:val="0"/>
-        </w:rPr>
-        <w:t xml:space="preserve"> | </w:t>
-      </w:r>
+          <w:sz w:val="20"/>
+          <w:szCs w:val="20"/>
+          <w:rtl w:val="0"/>
+        </w:rPr>
+        <w:t xml:space="preserve"> | Balıkesir, Turkey</w:t>
+      </w:r>
+    </w:p>
+    <w:p>
+      <w:pPr>
+        <w:widowControl w:val="0"/>
+        <w:spacing w:line="168" w:lineRule="auto"/>
+        <w:jc w:val="center"/>
+        <w:rPr>
+          <w:rFonts w:ascii="Nunito" w:cs="Nunito" w:eastAsia="Nunito" w:hAnsi="Nunito"/>
+          <w:b w:val="1"/>
+          <w:bCs w:val="1"/>
+          <w:color w:val="76a5af"/>
+          <w:sz w:val="2"/>
+          <w:szCs w:val="2"/>
+        </w:rPr>
+      </w:pPr>
       <w:hyperlink r:id="rId13">
         <w:r>
           <w:rPr>
             <w:rFonts w:ascii="Nunito" w:cs="Nunito" w:eastAsia="Nunito" w:hAnsi="Nunito"/>
             <w:color w:val="1155cc"/>
-            <w:sz w:val="17"/>
-            <w:szCs w:val="17"/>
+            <w:sz w:val="20"/>
+            <w:szCs w:val="20"/>
             <w:rtl w:val="0"/>
           </w:rPr>
           <w:t xml:space="preserve">linkedin.com/in/ersin-isgor</w:t>
@@ -231,8 +222,8 @@
         <w:rPr>
           <w:rFonts w:ascii="Nunito" w:cs="Nunito" w:eastAsia="Nunito" w:hAnsi="Nunito"/>
           <w:color w:val="0f0f0f"/>
-          <w:sz w:val="17"/>
-          <w:szCs w:val="17"/>
+          <w:sz w:val="20"/>
+          <w:szCs w:val="20"/>
           <w:rtl w:val="0"/>
         </w:rPr>
         <w:t xml:space="preserve"> | </w:t>
@@ -242,8 +233,8 @@
           <w:rPr>
             <w:rFonts w:ascii="Nunito" w:cs="Nunito" w:eastAsia="Nunito" w:hAnsi="Nunito"/>
             <w:color w:val="1155cc"/>
-            <w:sz w:val="17"/>
-            <w:szCs w:val="17"/>
+            <w:sz w:val="20"/>
+            <w:szCs w:val="20"/>
             <w:rtl w:val="0"/>
           </w:rPr>
           <w:t xml:space="preserve">github.com/ersinisgor</w:t>
@@ -253,8 +244,8 @@
         <w:rPr>
           <w:rFonts w:ascii="Nunito" w:cs="Nunito" w:eastAsia="Nunito" w:hAnsi="Nunito"/>
           <w:color w:val="0f0f0f"/>
-          <w:sz w:val="17"/>
-          <w:szCs w:val="17"/>
+          <w:sz w:val="20"/>
+          <w:szCs w:val="20"/>
           <w:rtl w:val="0"/>
         </w:rPr>
         <w:t xml:space="preserve"> | </w:t>
@@ -264,54 +255,13 @@
           <w:rPr>
             <w:rFonts w:ascii="Nunito" w:cs="Nunito" w:eastAsia="Nunito" w:hAnsi="Nunito"/>
             <w:color w:val="1155cc"/>
-            <w:sz w:val="17"/>
-            <w:szCs w:val="17"/>
+            <w:sz w:val="20"/>
+            <w:szCs w:val="20"/>
             <w:rtl w:val="0"/>
           </w:rPr>
-          <w:t xml:space="preserve">Portfolio</w:t>
+          <w:t xml:space="preserve">https://ersinisgor.netlify.app</w:t>
         </w:r>
       </w:hyperlink>
-      <w:r>
-        <w:rPr>
-          <w:rFonts w:ascii="Nunito" w:cs="Nunito" w:eastAsia="Nunito" w:hAnsi="Nunito"/>
-          <w:color w:val="0f0f0f"/>
-          <w:sz w:val="17"/>
-          <w:szCs w:val="17"/>
-          <w:rtl w:val="0"/>
-        </w:rPr>
-        <w:t xml:space="preserve"> | </w:t>
-      </w:r>
-      <w:r>
-        <w:rPr>
-          <w:rFonts w:ascii="Nunito" w:cs="Nunito" w:eastAsia="Nunito" w:hAnsi="Nunito"/>
-          <w:color w:val="0f0f0f"/>
-          <w:sz w:val="17"/>
-          <w:szCs w:val="17"/>
-          <w:rtl w:val="0"/>
-        </w:rPr>
-        <w:t xml:space="preserve">Balıkesir, Turkey</w:t>
-      </w:r>
-    </w:p>
-    <w:p>
-      <w:pPr>
-        <w:widowControl w:val="0"/>
-        <w:spacing w:line="167.99999999999997" w:lineRule="auto"/>
-        <w:ind w:left="-270" w:firstLine="0"/>
-        <w:jc w:val="left"/>
-        <w:rPr>
-          <w:rFonts w:ascii="Nunito" w:cs="Nunito" w:eastAsia="Nunito" w:hAnsi="Nunito"/>
-          <w:b w:val="1"/>
-          <w:bCs w:val="1"/>
-          <w:color w:val="76a5af"/>
-          <w:sz w:val="10"/>
-          <w:szCs w:val="10"/>
-        </w:rPr>
-      </w:pPr>
-      <w:r>
-        <w:rPr>
-          <w:rtl w:val="0"/>
-        </w:rPr>
-      </w:r>
     </w:p>
     <w:p>
       <w:pPr>
@@ -325,8 +275,8 @@
         <w:rPr>
           <w:rFonts w:ascii="Montserrat Thin" w:cs="Montserrat Thin" w:eastAsia="Montserrat Thin" w:hAnsi="Montserrat Thin"/>
           <w:color w:val="76a5af"/>
-          <w:sz w:val="20"/>
-          <w:szCs w:val="20"/>
+          <w:sz w:val="18"/>
+          <w:szCs w:val="18"/>
         </w:rPr>
       </w:pPr>
       <w:r>
@@ -335,8 +285,8 @@
           <w:b w:val="1"/>
           <w:bCs w:val="1"/>
           <w:color w:val="76a5af"/>
-          <w:sz w:val="20"/>
-          <w:szCs w:val="20"/>
+          <w:sz w:val="18"/>
+          <w:szCs w:val="18"/>
           <w:rtl w:val="0"/>
         </w:rPr>
         <w:t xml:space="preserve">SUMMARY</w:t>
@@ -397,8 +347,8 @@
         <w:rPr>
           <w:rFonts w:ascii="Montserrat Thin" w:cs="Montserrat Thin" w:eastAsia="Montserrat Thin" w:hAnsi="Montserrat Thin"/>
           <w:color w:val="76a5af"/>
-          <w:sz w:val="20"/>
-          <w:szCs w:val="20"/>
+          <w:sz w:val="18"/>
+          <w:szCs w:val="18"/>
         </w:rPr>
       </w:pPr>
       <w:r>
@@ -407,8 +357,8 @@
           <w:b w:val="1"/>
           <w:bCs w:val="1"/>
           <w:color w:val="76a5af"/>
-          <w:sz w:val="20"/>
-          <w:szCs w:val="20"/>
+          <w:sz w:val="18"/>
+          <w:szCs w:val="18"/>
           <w:rtl w:val="0"/>
         </w:rPr>
         <w:t xml:space="preserve">CORE SKILLS</w:t>
@@ -646,8 +596,8 @@
         <w:rPr>
           <w:rFonts w:ascii="Montserrat Thin" w:cs="Montserrat Thin" w:eastAsia="Montserrat Thin" w:hAnsi="Montserrat Thin"/>
           <w:color w:val="76a5af"/>
-          <w:sz w:val="20"/>
-          <w:szCs w:val="20"/>
+          <w:sz w:val="18"/>
+          <w:szCs w:val="18"/>
         </w:rPr>
       </w:pPr>
       <w:r>
@@ -656,8 +606,8 @@
           <w:b w:val="1"/>
           <w:bCs w:val="1"/>
           <w:color w:val="76a5af"/>
-          <w:sz w:val="20"/>
-          <w:szCs w:val="20"/>
+          <w:sz w:val="18"/>
+          <w:szCs w:val="18"/>
           <w:rtl w:val="0"/>
         </w:rPr>
         <w:t xml:space="preserve">EXPERIENCE</w:t>
@@ -994,8 +944,8 @@
         <w:ind w:left="-270" w:firstLine="0"/>
         <w:rPr>
           <w:rFonts w:ascii="Nunito" w:cs="Nunito" w:eastAsia="Nunito" w:hAnsi="Nunito"/>
-          <w:sz w:val="20"/>
-          <w:szCs w:val="20"/>
+          <w:sz w:val="18"/>
+          <w:szCs w:val="18"/>
         </w:rPr>
       </w:pPr>
       <w:r>
@@ -1004,8 +954,8 @@
           <w:b w:val="1"/>
           <w:bCs w:val="1"/>
           <w:color w:val="76a5af"/>
-          <w:sz w:val="20"/>
-          <w:szCs w:val="20"/>
+          <w:sz w:val="18"/>
+          <w:szCs w:val="18"/>
           <w:rtl w:val="0"/>
         </w:rPr>
         <w:t xml:space="preserve">SELECTED PROJECTS</w:t>
@@ -1724,8 +1674,8 @@
         <w:ind w:left="-270" w:firstLine="0"/>
         <w:rPr>
           <w:rFonts w:ascii="Nunito" w:cs="Nunito" w:eastAsia="Nunito" w:hAnsi="Nunito"/>
-          <w:sz w:val="16"/>
-          <w:szCs w:val="16"/>
+          <w:sz w:val="14"/>
+          <w:szCs w:val="14"/>
         </w:rPr>
       </w:pPr>
       <w:r>
@@ -1734,8 +1684,8 @@
           <w:b w:val="1"/>
           <w:bCs w:val="1"/>
           <w:color w:val="76a5af"/>
-          <w:sz w:val="20"/>
-          <w:szCs w:val="20"/>
+          <w:sz w:val="18"/>
+          <w:szCs w:val="18"/>
           <w:rtl w:val="0"/>
         </w:rPr>
         <w:t xml:space="preserve">EDUCATION</w:t>
@@ -1853,8 +1803,8 @@
           <w:rFonts w:ascii="Nunito" w:cs="Nunito" w:eastAsia="Nunito" w:hAnsi="Nunito"/>
           <w:i w:val="1"/>
           <w:iCs w:val="1"/>
-          <w:sz w:val="16"/>
-          <w:szCs w:val="16"/>
+          <w:sz w:val="14"/>
+          <w:szCs w:val="14"/>
         </w:rPr>
       </w:pPr>
       <w:r>
@@ -1863,8 +1813,8 @@
           <w:b w:val="1"/>
           <w:bCs w:val="1"/>
           <w:color w:val="76a5af"/>
-          <w:sz w:val="20"/>
-          <w:szCs w:val="20"/>
+          <w:sz w:val="18"/>
+          <w:szCs w:val="18"/>
           <w:rtl w:val="0"/>
         </w:rPr>
         <w:t xml:space="preserve">PREVIOUS EXPERIENCE (Civil Engineer - Construction Site Team Lead | 2010 - 2023)</w:t>
